--- a/inclass activity/0519 in class  document.docx
+++ b/inclass activity/0519 in class  document.docx
@@ -9,6 +9,9 @@
           <w:ilvl w:val="0"/>
           <w:numId w:val="1"/>
         </w:numPr>
+        <w:rPr>
+          <w:rFonts w:hint="eastAsia"/>
+        </w:rPr>
       </w:pPr>
       <w:r>
         <w:rPr>
@@ -24,6 +27,9 @@
           <w:ilvl w:val="0"/>
           <w:numId w:val="1"/>
         </w:numPr>
+        <w:rPr>
+          <w:rFonts w:hint="eastAsia"/>
+        </w:rPr>
       </w:pPr>
       <w:r>
         <w:rPr>
@@ -57,6 +63,9 @@
           <w:ilvl w:val="0"/>
           <w:numId w:val="1"/>
         </w:numPr>
+        <w:rPr>
+          <w:rFonts w:hint="eastAsia"/>
+        </w:rPr>
       </w:pPr>
       <w:r>
         <w:rPr>
@@ -72,6 +81,9 @@
           <w:ilvl w:val="0"/>
           <w:numId w:val="1"/>
         </w:numPr>
+        <w:rPr>
+          <w:rFonts w:hint="eastAsia"/>
+        </w:rPr>
       </w:pPr>
       <w:r>
         <w:rPr>
@@ -87,6 +99,9 @@
           <w:ilvl w:val="0"/>
           <w:numId w:val="1"/>
         </w:numPr>
+        <w:rPr>
+          <w:rFonts w:hint="eastAsia"/>
+        </w:rPr>
       </w:pPr>
       <w:r>
         <w:rPr>
@@ -116,6 +131,7 @@
     <w:p>
       <w:pPr>
         <w:rPr>
+          <w:rFonts w:hint="eastAsia"/>
           <w:b/>
           <w:bCs/>
         </w:rPr>
@@ -129,6 +145,11 @@
       </w:r>
     </w:p>
     <w:p>
+      <w:pPr>
+        <w:rPr>
+          <w:rFonts w:hint="eastAsia"/>
+        </w:rPr>
+      </w:pPr>
       <w:r>
         <w:rPr>
           <w:b/>
@@ -143,6 +164,9 @@
           <w:ilvl w:val="0"/>
           <w:numId w:val="2"/>
         </w:numPr>
+        <w:rPr>
+          <w:rFonts w:hint="eastAsia"/>
+        </w:rPr>
       </w:pPr>
       <w:r>
         <w:t xml:space="preserve">Basic 2D player movement and jumping </w:t>
@@ -154,6 +178,9 @@
           <w:ilvl w:val="0"/>
           <w:numId w:val="2"/>
         </w:numPr>
+        <w:rPr>
+          <w:rFonts w:hint="eastAsia"/>
+        </w:rPr>
       </w:pPr>
       <w:r>
         <w:t xml:space="preserve">One playable tutorial level with hazards and an exit </w:t>
@@ -165,6 +192,9 @@
           <w:ilvl w:val="0"/>
           <w:numId w:val="2"/>
         </w:numPr>
+        <w:rPr>
+          <w:rFonts w:hint="eastAsia"/>
+        </w:rPr>
       </w:pPr>
       <w:r>
         <w:t xml:space="preserve">Recording and replaying player movement as an Echo / ghost clone </w:t>
@@ -176,6 +206,9 @@
           <w:ilvl w:val="0"/>
           <w:numId w:val="2"/>
         </w:numPr>
+        <w:rPr>
+          <w:rFonts w:hint="eastAsia"/>
+        </w:rPr>
       </w:pPr>
       <w:r>
         <w:t xml:space="preserve">A simple pressure plate and door puzzle </w:t>
@@ -184,6 +217,7 @@
     <w:p>
       <w:pPr>
         <w:rPr>
+          <w:rFonts w:hint="eastAsia"/>
           <w:b/>
           <w:bCs/>
         </w:rPr>
@@ -197,6 +231,11 @@
       </w:r>
     </w:p>
     <w:p>
+      <w:pPr>
+        <w:rPr>
+          <w:rFonts w:hint="eastAsia"/>
+        </w:rPr>
+      </w:pPr>
       <w:r>
         <w:rPr>
           <w:b/>
@@ -211,6 +250,9 @@
           <w:ilvl w:val="0"/>
           <w:numId w:val="3"/>
         </w:numPr>
+        <w:rPr>
+          <w:rFonts w:hint="eastAsia"/>
+        </w:rPr>
       </w:pPr>
       <w:r>
         <w:t xml:space="preserve">Question mark tutorial popups to teach controls </w:t>
@@ -222,6 +264,9 @@
           <w:ilvl w:val="0"/>
           <w:numId w:val="3"/>
         </w:numPr>
+        <w:rPr>
+          <w:rFonts w:hint="eastAsia"/>
+        </w:rPr>
       </w:pPr>
       <w:r>
         <w:t xml:space="preserve">Better pixel-art platform visuals and level layout </w:t>
@@ -233,6 +278,9 @@
           <w:ilvl w:val="0"/>
           <w:numId w:val="3"/>
         </w:numPr>
+        <w:rPr>
+          <w:rFonts w:hint="eastAsia"/>
+        </w:rPr>
       </w:pPr>
       <w:r>
         <w:t xml:space="preserve">Basic UI feedback for recording, objective, death, and success </w:t>
@@ -244,6 +292,9 @@
           <w:ilvl w:val="0"/>
           <w:numId w:val="3"/>
         </w:numPr>
+        <w:rPr>
+          <w:rFonts w:hint="eastAsia"/>
+        </w:rPr>
       </w:pPr>
       <w:r>
         <w:t xml:space="preserve">Chest interaction with loot loss on death and loot secured at exit </w:t>
@@ -252,6 +303,7 @@
     <w:p>
       <w:pPr>
         <w:rPr>
+          <w:rFonts w:hint="eastAsia"/>
           <w:b/>
           <w:bCs/>
         </w:rPr>
@@ -265,6 +317,11 @@
       </w:r>
     </w:p>
     <w:p>
+      <w:pPr>
+        <w:rPr>
+          <w:rFonts w:hint="eastAsia"/>
+        </w:rPr>
+      </w:pPr>
       <w:r>
         <w:rPr>
           <w:b/>
@@ -279,6 +336,9 @@
           <w:ilvl w:val="0"/>
           <w:numId w:val="4"/>
         </w:numPr>
+        <w:rPr>
+          <w:rFonts w:hint="eastAsia"/>
+        </w:rPr>
       </w:pPr>
       <w:r>
         <w:t xml:space="preserve">Different loot rarities, such as Common, Rare, and Epic </w:t>
@@ -290,6 +350,9 @@
           <w:ilvl w:val="0"/>
           <w:numId w:val="4"/>
         </w:numPr>
+        <w:rPr>
+          <w:rFonts w:hint="eastAsia"/>
+        </w:rPr>
       </w:pPr>
       <w:r>
         <w:t xml:space="preserve">Simple sound effects and background music </w:t>
@@ -301,6 +364,9 @@
           <w:ilvl w:val="0"/>
           <w:numId w:val="4"/>
         </w:numPr>
+        <w:rPr>
+          <w:rFonts w:hint="eastAsia"/>
+        </w:rPr>
       </w:pPr>
       <w:r>
         <w:t xml:space="preserve">More than one polished level </w:t>
@@ -312,6 +378,9 @@
           <w:ilvl w:val="0"/>
           <w:numId w:val="4"/>
         </w:numPr>
+        <w:rPr>
+          <w:rFonts w:hint="eastAsia"/>
+        </w:rPr>
       </w:pPr>
       <w:r>
         <w:t xml:space="preserve">Better animations for the player, Echo, door, and chest </w:t>
@@ -320,6 +389,7 @@
     <w:p>
       <w:pPr>
         <w:rPr>
+          <w:rFonts w:hint="eastAsia"/>
           <w:b/>
           <w:bCs/>
         </w:rPr>
@@ -333,6 +403,11 @@
       </w:r>
     </w:p>
     <w:p>
+      <w:pPr>
+        <w:rPr>
+          <w:rFonts w:hint="eastAsia"/>
+        </w:rPr>
+      </w:pPr>
       <w:r>
         <w:rPr>
           <w:b/>
@@ -347,6 +422,9 @@
           <w:ilvl w:val="0"/>
           <w:numId w:val="5"/>
         </w:numPr>
+        <w:rPr>
+          <w:rFonts w:hint="eastAsia"/>
+        </w:rPr>
       </w:pPr>
       <w:r>
         <w:t xml:space="preserve">Online multiplayer </w:t>
@@ -358,6 +436,9 @@
           <w:ilvl w:val="0"/>
           <w:numId w:val="5"/>
         </w:numPr>
+        <w:rPr>
+          <w:rFonts w:hint="eastAsia"/>
+        </w:rPr>
       </w:pPr>
       <w:r>
         <w:t xml:space="preserve">Multiple Echo clones at the same time </w:t>
@@ -369,6 +450,9 @@
           <w:ilvl w:val="0"/>
           <w:numId w:val="5"/>
         </w:numPr>
+        <w:rPr>
+          <w:rFonts w:hint="eastAsia"/>
+        </w:rPr>
       </w:pPr>
       <w:r>
         <w:t xml:space="preserve">Complex enemy AI </w:t>
@@ -380,6 +464,9 @@
           <w:ilvl w:val="0"/>
           <w:numId w:val="5"/>
         </w:numPr>
+        <w:rPr>
+          <w:rFonts w:hint="eastAsia"/>
+        </w:rPr>
       </w:pPr>
       <w:r>
         <w:t>Full inventory, shop, or save/load system</w:t>
@@ -392,9 +479,6 @@
           <w:ilvl w:val="0"/>
           <w:numId w:val="1"/>
         </w:numPr>
-        <w:rPr>
-          <w:rFonts w:hint="eastAsia"/>
-        </w:rPr>
       </w:pPr>
       <w:r>
         <w:rPr>
@@ -402,6 +486,60 @@
         </w:rPr>
         <w:t>Problem: what make your game your own game (specific)</w:t>
       </w:r>
+    </w:p>
+    <w:p>
+      <w:pPr>
+        <w:pStyle w:val="a9"/>
+        <w:numPr>
+          <w:ilvl w:val="0"/>
+          <w:numId w:val="1"/>
+        </w:numPr>
+        <w:rPr>
+          <w:rFonts w:hint="eastAsia"/>
+        </w:rPr>
+      </w:pPr>
+      <w:r>
+        <w:rPr>
+          <w:rFonts w:hint="eastAsia"/>
+        </w:rPr>
+        <w:t>A clear individual Unity project direction</w:t>
+      </w:r>
+    </w:p>
+    <w:p>
+      <w:r>
+        <w:rPr>
+          <w:rFonts w:hint="eastAsia"/>
+        </w:rPr>
+        <w:t>My individual Unity project is Echo Escape, a 2D puzzle platformer. The player controls a character through platform levels and uses a recording mechanic to replay their previous movement as an Echo / ghost clone. The Echo can help solve puzzles, such as standing on a pressure plate to open a door. The game will also include a simple risk-reward chest mechanic, where the player can open a chest for loot but must survive to the exit to keep it.</w:t>
+      </w:r>
+    </w:p>
+    <w:p>
+      <w:pPr>
+        <w:pStyle w:val="a9"/>
+        <w:numPr>
+          <w:ilvl w:val="0"/>
+          <w:numId w:val="1"/>
+        </w:numPr>
+      </w:pPr>
+      <w:r>
+        <w:t>Peer feedback</w:t>
+      </w:r>
+    </w:p>
+    <w:p>
+      <w:r>
+        <w:t xml:space="preserve">The peer feedback I received suggests that the level should be clearer and less visually cluttered. The tutorial should not show large blocks of text all the time. Instead, it should use small question mark triggers that open tutorial popups when the player reaches them. I also need to simplify the first level, remove unnecessary background decoration, and </w:t>
+      </w:r>
+      <w:r>
+        <w:lastRenderedPageBreak/>
+        <w:t>make the platform route easier to understand.</w:t>
+      </w:r>
+    </w:p>
+    <w:p>
+      <w:pPr>
+        <w:rPr>
+          <w:rFonts w:hint="eastAsia"/>
+        </w:rPr>
+      </w:pPr>
     </w:p>
     <w:sectPr>
       <w:pgSz w:w="11906" w:h="16838"/>
